--- a/Assignments/assignmen1.docx
+++ b/Assignments/assignmen1.docx
@@ -266,7 +266,9 @@
       </w:pPr>
       <w:r>
         <w:rPr>
+          <w:noProof/>
           <w:color w:val="000000" w:themeColor="text1"/>
+          <w:lang w:eastAsia="en-IN"/>
         </w:rPr>
         <w:drawing>
           <wp:inline distT="0" distB="0" distL="0" distR="0" wp14:anchorId="52376CB8" wp14:editId="04159F26">
@@ -474,8 +476,6 @@
       <w:r>
         <w:t>Display all students</w:t>
       </w:r>
-      <w:bookmarkStart w:id="0" w:name="_GoBack"/>
-      <w:bookmarkEnd w:id="0"/>
     </w:p>
     <w:p>
       <w:pPr>
@@ -829,6 +829,10 @@
     </w:p>
     <w:p>
       <w:r>
+        <w:rPr>
+          <w:noProof/>
+          <w:lang w:eastAsia="en-IN"/>
+        </w:rPr>
         <w:drawing>
           <wp:inline distT="0" distB="0" distL="0" distR="0" wp14:anchorId="6BD83F33" wp14:editId="5172CE19">
             <wp:extent cx="2987040" cy="3921189"/>
@@ -882,6 +886,10 @@
         <w:ind w:left="360"/>
       </w:pPr>
       <w:r>
+        <w:rPr>
+          <w:noProof/>
+          <w:lang w:eastAsia="en-IN"/>
+        </w:rPr>
         <w:drawing>
           <wp:inline distT="0" distB="0" distL="0" distR="0" wp14:anchorId="6C1ECE5B" wp14:editId="1D5A1BD3">
             <wp:extent cx="2956495" cy="3764280"/>
@@ -990,6 +998,10 @@
         <w:ind w:left="360"/>
       </w:pPr>
       <w:r>
+        <w:rPr>
+          <w:noProof/>
+          <w:lang w:eastAsia="en-IN"/>
+        </w:rPr>
         <w:drawing>
           <wp:inline distT="0" distB="0" distL="0" distR="0" wp14:anchorId="16A53E8B" wp14:editId="02CCDCA4">
             <wp:extent cx="6287377" cy="2448267"/>
@@ -1048,6 +1060,10 @@
     </w:p>
     <w:p>
       <w:r>
+        <w:rPr>
+          <w:noProof/>
+          <w:lang w:eastAsia="en-IN"/>
+        </w:rPr>
         <w:drawing>
           <wp:inline distT="0" distB="0" distL="0" distR="0" wp14:anchorId="67E81376" wp14:editId="79A02194">
             <wp:extent cx="6645910" cy="2319020"/>
@@ -1098,6 +1114,10 @@
     </w:p>
     <w:p>
       <w:r>
+        <w:rPr>
+          <w:noProof/>
+          <w:lang w:eastAsia="en-IN"/>
+        </w:rPr>
         <w:drawing>
           <wp:inline distT="0" distB="0" distL="0" distR="0" wp14:anchorId="2C504C8F" wp14:editId="0CA809BB">
             <wp:extent cx="6639852" cy="2381582"/>
@@ -1153,6 +1173,10 @@
     </w:p>
     <w:p>
       <w:r>
+        <w:rPr>
+          <w:noProof/>
+          <w:lang w:eastAsia="en-IN"/>
+        </w:rPr>
         <w:drawing>
           <wp:inline distT="0" distB="0" distL="0" distR="0" wp14:anchorId="4062EF86" wp14:editId="6B80BFA2">
             <wp:extent cx="5763429" cy="2381582"/>
@@ -1203,6 +1227,10 @@
     </w:p>
     <w:p>
       <w:r>
+        <w:rPr>
+          <w:noProof/>
+          <w:lang w:eastAsia="en-IN"/>
+        </w:rPr>
         <w:drawing>
           <wp:inline distT="0" distB="0" distL="0" distR="0" wp14:anchorId="37C43D31" wp14:editId="1EBB6D4B">
             <wp:extent cx="5868219" cy="2343477"/>
@@ -1253,6 +1281,10 @@
     </w:p>
     <w:p>
       <w:r>
+        <w:rPr>
+          <w:noProof/>
+          <w:lang w:eastAsia="en-IN"/>
+        </w:rPr>
         <w:drawing>
           <wp:inline distT="0" distB="0" distL="0" distR="0" wp14:anchorId="03C2BED6" wp14:editId="0AB40428">
             <wp:extent cx="6373114" cy="2333951"/>
@@ -1324,6 +1356,10 @@
     </w:p>
     <w:p>
       <w:r>
+        <w:rPr>
+          <w:noProof/>
+          <w:lang w:eastAsia="en-IN"/>
+        </w:rPr>
         <w:drawing>
           <wp:inline distT="0" distB="0" distL="0" distR="0" wp14:anchorId="60EBD7B2" wp14:editId="784EEC20">
             <wp:extent cx="4258269" cy="1581371"/>
@@ -1374,6 +1410,10 @@
     </w:p>
     <w:p>
       <w:r>
+        <w:rPr>
+          <w:noProof/>
+          <w:lang w:eastAsia="en-IN"/>
+        </w:rPr>
         <w:drawing>
           <wp:inline distT="0" distB="0" distL="0" distR="0" wp14:anchorId="09FA5748" wp14:editId="00412DD0">
             <wp:extent cx="4191585" cy="1562318"/>
@@ -1424,6 +1464,10 @@
     </w:p>
     <w:p>
       <w:r>
+        <w:rPr>
+          <w:noProof/>
+          <w:lang w:eastAsia="en-IN"/>
+        </w:rPr>
         <w:drawing>
           <wp:inline distT="0" distB="0" distL="0" distR="0" wp14:anchorId="3E281F30" wp14:editId="0D4852E9">
             <wp:extent cx="4258269" cy="1590897"/>
@@ -1730,6 +1774,10 @@
     </w:p>
     <w:p>
       <w:r>
+        <w:rPr>
+          <w:noProof/>
+          <w:lang w:eastAsia="en-IN"/>
+        </w:rPr>
         <w:drawing>
           <wp:inline distT="0" distB="0" distL="0" distR="0" wp14:anchorId="32217EB5" wp14:editId="7BC68BDE">
             <wp:extent cx="3667637" cy="1200318"/>
@@ -1802,6 +1850,10 @@
     </w:p>
     <w:p>
       <w:r>
+        <w:rPr>
+          <w:noProof/>
+          <w:lang w:eastAsia="en-IN"/>
+        </w:rPr>
         <w:drawing>
           <wp:inline distT="0" distB="0" distL="0" distR="0" wp14:anchorId="069332DD" wp14:editId="58130700">
             <wp:extent cx="4632960" cy="2520084"/>
@@ -1870,6 +1922,10 @@
     </w:p>
     <w:p>
       <w:r>
+        <w:rPr>
+          <w:noProof/>
+          <w:lang w:eastAsia="en-IN"/>
+        </w:rPr>
         <w:drawing>
           <wp:inline distT="0" distB="0" distL="0" distR="0" wp14:anchorId="0EA04919" wp14:editId="2B1C0B3C">
             <wp:extent cx="3304067" cy="2933700"/>
@@ -1920,6 +1976,10 @@
     </w:p>
     <w:p>
       <w:r>
+        <w:rPr>
+          <w:noProof/>
+          <w:lang w:eastAsia="en-IN"/>
+        </w:rPr>
         <w:drawing>
           <wp:inline distT="0" distB="0" distL="0" distR="0" wp14:anchorId="696C2234" wp14:editId="087A16F3">
             <wp:extent cx="2903220" cy="3007975"/>
@@ -1970,6 +2030,10 @@
     </w:p>
     <w:p>
       <w:r>
+        <w:rPr>
+          <w:noProof/>
+          <w:lang w:eastAsia="en-IN"/>
+        </w:rPr>
         <w:lastRenderedPageBreak/>
         <w:drawing>
           <wp:inline distT="0" distB="0" distL="0" distR="0" wp14:anchorId="25F497B3" wp14:editId="0B1B3D4A">
@@ -2021,6 +2085,10 @@
     </w:p>
     <w:p>
       <w:r>
+        <w:rPr>
+          <w:noProof/>
+          <w:lang w:eastAsia="en-IN"/>
+        </w:rPr>
         <w:drawing>
           <wp:inline distT="0" distB="0" distL="0" distR="0" wp14:anchorId="1DE1E2E3" wp14:editId="4CBCCD5C">
             <wp:extent cx="3320143" cy="3399060"/>
@@ -2078,6 +2146,10 @@
     </w:p>
     <w:p>
       <w:r>
+        <w:rPr>
+          <w:noProof/>
+          <w:lang w:eastAsia="en-IN"/>
+        </w:rPr>
         <w:drawing>
           <wp:inline distT="0" distB="0" distL="0" distR="0" wp14:anchorId="22CE30AC" wp14:editId="6820677A">
             <wp:extent cx="2636520" cy="2847622"/>
@@ -2128,6 +2200,10 @@
     </w:p>
     <w:p>
       <w:r>
+        <w:rPr>
+          <w:noProof/>
+          <w:lang w:eastAsia="en-IN"/>
+        </w:rPr>
         <w:drawing>
           <wp:inline distT="0" distB="0" distL="0" distR="0" wp14:anchorId="22CC8BEE" wp14:editId="49509261">
             <wp:extent cx="2819400" cy="3046771"/>
@@ -2178,6 +2254,10 @@
     </w:p>
     <w:p>
       <w:r>
+        <w:rPr>
+          <w:noProof/>
+          <w:lang w:eastAsia="en-IN"/>
+        </w:rPr>
         <w:lastRenderedPageBreak/>
         <w:drawing>
           <wp:inline distT="0" distB="0" distL="0" distR="0" wp14:anchorId="1969AECD" wp14:editId="36F27CD4">
@@ -2229,6 +2309,10 @@
     </w:p>
     <w:p>
       <w:r>
+        <w:rPr>
+          <w:noProof/>
+          <w:lang w:eastAsia="en-IN"/>
+        </w:rPr>
         <w:drawing>
           <wp:inline distT="0" distB="0" distL="0" distR="0" wp14:anchorId="3CB57FC7" wp14:editId="62F0B850">
             <wp:extent cx="3002280" cy="3216346"/>
@@ -2266,18 +2350,27 @@
         </w:drawing>
       </w:r>
     </w:p>
-    <w:p>
-      <w:pPr>
-        <w:rPr>
-          <w:b/>
-          <w:bCs/>
-        </w:rPr>
-      </w:pPr>
-      <w:r>
-        <w:rPr>
-          <w:b/>
-          <w:bCs/>
-        </w:rPr>
+    <w:p/>
+    <w:p/>
+    <w:p/>
+    <w:p/>
+    <w:p/>
+    <w:p/>
+    <w:p/>
+    <w:p/>
+    <w:p>
+      <w:pPr>
+        <w:rPr>
+          <w:b/>
+          <w:bCs/>
+        </w:rPr>
+      </w:pPr>
+      <w:r>
+        <w:rPr>
+          <w:b/>
+          <w:bCs/>
+        </w:rPr>
+        <w:lastRenderedPageBreak/>
         <w:t>UPDATE</w:t>
       </w:r>
     </w:p>
@@ -2294,6 +2387,48 @@
     </w:p>
     <w:p>
       <w:pPr>
+        <w:ind w:left="360"/>
+      </w:pPr>
+      <w:r>
+        <w:drawing>
+          <wp:inline distT="0" distB="0" distL="0" distR="0" wp14:anchorId="4B7D6D5B" wp14:editId="0B530D9B">
+            <wp:extent cx="4944165" cy="2391109"/>
+            <wp:effectExtent l="0" t="0" r="0" b="9525"/>
+            <wp:docPr id="18" name="Picture 18"/>
+            <wp:cNvGraphicFramePr>
+              <a:graphicFrameLocks xmlns:a="http://schemas.openxmlformats.org/drawingml/2006/main" noChangeAspect="1"/>
+            </wp:cNvGraphicFramePr>
+            <a:graphic xmlns:a="http://schemas.openxmlformats.org/drawingml/2006/main">
+              <a:graphicData uri="http://schemas.openxmlformats.org/drawingml/2006/picture">
+                <pic:pic xmlns:pic="http://schemas.openxmlformats.org/drawingml/2006/picture">
+                  <pic:nvPicPr>
+                    <pic:cNvPr id="1" name=""/>
+                    <pic:cNvPicPr/>
+                  </pic:nvPicPr>
+                  <pic:blipFill>
+                    <a:blip r:embed="rId36"/>
+                    <a:stretch>
+                      <a:fillRect/>
+                    </a:stretch>
+                  </pic:blipFill>
+                  <pic:spPr>
+                    <a:xfrm>
+                      <a:off x="0" y="0"/>
+                      <a:ext cx="4944165" cy="2391109"/>
+                    </a:xfrm>
+                    <a:prstGeom prst="rect">
+                      <a:avLst/>
+                    </a:prstGeom>
+                  </pic:spPr>
+                </pic:pic>
+              </a:graphicData>
+            </a:graphic>
+          </wp:inline>
+        </w:drawing>
+      </w:r>
+    </w:p>
+    <w:p>
+      <w:pPr>
         <w:numPr>
           <w:ilvl w:val="0"/>
           <w:numId w:val="7"/>
@@ -2304,6 +2439,48 @@
       </w:r>
     </w:p>
     <w:p>
+      <w:r>
+        <w:t xml:space="preserve"> </w:t>
+      </w:r>
+      <w:r>
+        <w:drawing>
+          <wp:inline distT="0" distB="0" distL="0" distR="0" wp14:anchorId="59DFD837" wp14:editId="4445C1AC">
+            <wp:extent cx="6645910" cy="1934210"/>
+            <wp:effectExtent l="0" t="0" r="2540" b="8890"/>
+            <wp:docPr id="32" name="Picture 32"/>
+            <wp:cNvGraphicFramePr>
+              <a:graphicFrameLocks xmlns:a="http://schemas.openxmlformats.org/drawingml/2006/main" noChangeAspect="1"/>
+            </wp:cNvGraphicFramePr>
+            <a:graphic xmlns:a="http://schemas.openxmlformats.org/drawingml/2006/main">
+              <a:graphicData uri="http://schemas.openxmlformats.org/drawingml/2006/picture">
+                <pic:pic xmlns:pic="http://schemas.openxmlformats.org/drawingml/2006/picture">
+                  <pic:nvPicPr>
+                    <pic:cNvPr id="1" name=""/>
+                    <pic:cNvPicPr/>
+                  </pic:nvPicPr>
+                  <pic:blipFill>
+                    <a:blip r:embed="rId37"/>
+                    <a:stretch>
+                      <a:fillRect/>
+                    </a:stretch>
+                  </pic:blipFill>
+                  <pic:spPr>
+                    <a:xfrm>
+                      <a:off x="0" y="0"/>
+                      <a:ext cx="6645910" cy="1934210"/>
+                    </a:xfrm>
+                    <a:prstGeom prst="rect">
+                      <a:avLst/>
+                    </a:prstGeom>
+                  </pic:spPr>
+                </pic:pic>
+              </a:graphicData>
+            </a:graphic>
+          </wp:inline>
+        </w:drawing>
+      </w:r>
+    </w:p>
+    <w:p>
       <w:pPr>
         <w:numPr>
           <w:ilvl w:val="0"/>
@@ -2316,13 +2493,120 @@
     </w:p>
     <w:p>
       <w:pPr>
+        <w:ind w:left="360"/>
+      </w:pPr>
+      <w:r>
+        <w:drawing>
+          <wp:inline distT="0" distB="0" distL="0" distR="0" wp14:anchorId="4212D320" wp14:editId="1BD5CE6E">
+            <wp:extent cx="5096586" cy="2391109"/>
+            <wp:effectExtent l="0" t="0" r="0" b="9525"/>
+            <wp:docPr id="33" name="Picture 33"/>
+            <wp:cNvGraphicFramePr>
+              <a:graphicFrameLocks xmlns:a="http://schemas.openxmlformats.org/drawingml/2006/main" noChangeAspect="1"/>
+            </wp:cNvGraphicFramePr>
+            <a:graphic xmlns:a="http://schemas.openxmlformats.org/drawingml/2006/main">
+              <a:graphicData uri="http://schemas.openxmlformats.org/drawingml/2006/picture">
+                <pic:pic xmlns:pic="http://schemas.openxmlformats.org/drawingml/2006/picture">
+                  <pic:nvPicPr>
+                    <pic:cNvPr id="1" name=""/>
+                    <pic:cNvPicPr/>
+                  </pic:nvPicPr>
+                  <pic:blipFill>
+                    <a:blip r:embed="rId38"/>
+                    <a:stretch>
+                      <a:fillRect/>
+                    </a:stretch>
+                  </pic:blipFill>
+                  <pic:spPr>
+                    <a:xfrm>
+                      <a:off x="0" y="0"/>
+                      <a:ext cx="5096586" cy="2391109"/>
+                    </a:xfrm>
+                    <a:prstGeom prst="rect">
+                      <a:avLst/>
+                    </a:prstGeom>
+                  </pic:spPr>
+                </pic:pic>
+              </a:graphicData>
+            </a:graphic>
+          </wp:inline>
+        </w:drawing>
+      </w:r>
+    </w:p>
+    <w:p>
+      <w:pPr>
+        <w:ind w:left="360"/>
+      </w:pPr>
+    </w:p>
+    <w:p>
+      <w:pPr>
+        <w:ind w:left="360"/>
+      </w:pPr>
+    </w:p>
+    <w:p>
+      <w:pPr>
+        <w:ind w:left="360"/>
+      </w:pPr>
+    </w:p>
+    <w:p>
+      <w:pPr>
+        <w:ind w:left="360"/>
+      </w:pPr>
+    </w:p>
+    <w:p>
+      <w:pPr>
+        <w:ind w:left="360"/>
+      </w:pPr>
+    </w:p>
+    <w:p>
+      <w:pPr>
         <w:numPr>
           <w:ilvl w:val="0"/>
           <w:numId w:val="7"/>
         </w:numPr>
       </w:pPr>
       <w:r>
+        <w:lastRenderedPageBreak/>
         <w:t xml:space="preserve">Reduce price by 5% </w:t>
+      </w:r>
+    </w:p>
+    <w:p>
+      <w:r>
+        <w:drawing>
+          <wp:inline distT="0" distB="0" distL="0" distR="0" wp14:anchorId="205E9B8C" wp14:editId="0B07625B">
+            <wp:extent cx="6645910" cy="1939290"/>
+            <wp:effectExtent l="0" t="0" r="2540" b="3810"/>
+            <wp:docPr id="34" name="Picture 34"/>
+            <wp:cNvGraphicFramePr>
+              <a:graphicFrameLocks xmlns:a="http://schemas.openxmlformats.org/drawingml/2006/main" noChangeAspect="1"/>
+            </wp:cNvGraphicFramePr>
+            <a:graphic xmlns:a="http://schemas.openxmlformats.org/drawingml/2006/main">
+              <a:graphicData uri="http://schemas.openxmlformats.org/drawingml/2006/picture">
+                <pic:pic xmlns:pic="http://schemas.openxmlformats.org/drawingml/2006/picture">
+                  <pic:nvPicPr>
+                    <pic:cNvPr id="1" name=""/>
+                    <pic:cNvPicPr/>
+                  </pic:nvPicPr>
+                  <pic:blipFill>
+                    <a:blip r:embed="rId39"/>
+                    <a:stretch>
+                      <a:fillRect/>
+                    </a:stretch>
+                  </pic:blipFill>
+                  <pic:spPr>
+                    <a:xfrm>
+                      <a:off x="0" y="0"/>
+                      <a:ext cx="6645910" cy="1939290"/>
+                    </a:xfrm>
+                    <a:prstGeom prst="rect">
+                      <a:avLst/>
+                    </a:prstGeom>
+                  </pic:spPr>
+                </pic:pic>
+              </a:graphicData>
+            </a:graphic>
+          </wp:inline>
+        </w:drawing>
       </w:r>
     </w:p>
     <w:p>
@@ -2337,6 +2621,45 @@
       </w:r>
     </w:p>
     <w:p>
+      <w:r>
+        <w:drawing>
+          <wp:inline distT="0" distB="0" distL="0" distR="0" wp14:anchorId="01D75EDA" wp14:editId="2B5857B9">
+            <wp:extent cx="5734850" cy="2391109"/>
+            <wp:effectExtent l="0" t="0" r="0" b="9525"/>
+            <wp:docPr id="35" name="Picture 35"/>
+            <wp:cNvGraphicFramePr>
+              <a:graphicFrameLocks xmlns:a="http://schemas.openxmlformats.org/drawingml/2006/main" noChangeAspect="1"/>
+            </wp:cNvGraphicFramePr>
+            <a:graphic xmlns:a="http://schemas.openxmlformats.org/drawingml/2006/main">
+              <a:graphicData uri="http://schemas.openxmlformats.org/drawingml/2006/picture">
+                <pic:pic xmlns:pic="http://schemas.openxmlformats.org/drawingml/2006/picture">
+                  <pic:nvPicPr>
+                    <pic:cNvPr id="1" name=""/>
+                    <pic:cNvPicPr/>
+                  </pic:nvPicPr>
+                  <pic:blipFill>
+                    <a:blip r:embed="rId40"/>
+                    <a:stretch>
+                      <a:fillRect/>
+                    </a:stretch>
+                  </pic:blipFill>
+                  <pic:spPr>
+                    <a:xfrm>
+                      <a:off x="0" y="0"/>
+                      <a:ext cx="5734850" cy="2391109"/>
+                    </a:xfrm>
+                    <a:prstGeom prst="rect">
+                      <a:avLst/>
+                    </a:prstGeom>
+                  </pic:spPr>
+                </pic:pic>
+              </a:graphicData>
+            </a:graphic>
+          </wp:inline>
+        </w:drawing>
+      </w:r>
+    </w:p>
+    <w:p>
       <w:pPr>
         <w:numPr>
           <w:ilvl w:val="0"/>
@@ -2347,6 +2670,52 @@
         <w:t xml:space="preserve">Update multiple products category-wise </w:t>
       </w:r>
     </w:p>
+    <w:p>
+      <w:r>
+        <w:drawing>
+          <wp:inline distT="0" distB="0" distL="0" distR="0" wp14:anchorId="127F6309" wp14:editId="0CD77E56">
+            <wp:extent cx="6645910" cy="1988820"/>
+            <wp:effectExtent l="0" t="0" r="2540" b="0"/>
+            <wp:docPr id="36" name="Picture 36"/>
+            <wp:cNvGraphicFramePr>
+              <a:graphicFrameLocks xmlns:a="http://schemas.openxmlformats.org/drawingml/2006/main" noChangeAspect="1"/>
+            </wp:cNvGraphicFramePr>
+            <a:graphic xmlns:a="http://schemas.openxmlformats.org/drawingml/2006/main">
+              <a:graphicData uri="http://schemas.openxmlformats.org/drawingml/2006/picture">
+                <pic:pic xmlns:pic="http://schemas.openxmlformats.org/drawingml/2006/picture">
+                  <pic:nvPicPr>
+                    <pic:cNvPr id="1" name=""/>
+                    <pic:cNvPicPr/>
+                  </pic:nvPicPr>
+                  <pic:blipFill>
+                    <a:blip r:embed="rId41"/>
+                    <a:stretch>
+                      <a:fillRect/>
+                    </a:stretch>
+                  </pic:blipFill>
+                  <pic:spPr>
+                    <a:xfrm>
+                      <a:off x="0" y="0"/>
+                      <a:ext cx="6645910" cy="1988820"/>
+                    </a:xfrm>
+                    <a:prstGeom prst="rect">
+                      <a:avLst/>
+                    </a:prstGeom>
+                  </pic:spPr>
+                </pic:pic>
+              </a:graphicData>
+            </a:graphic>
+          </wp:inline>
+        </w:drawing>
+      </w:r>
+    </w:p>
+    <w:p/>
+    <w:p/>
+    <w:p/>
+    <w:p/>
+    <w:p/>
+    <w:p/>
+    <w:p/>
     <w:p/>
     <w:p>
       <w:pPr>
@@ -2377,6 +2746,48 @@
     </w:p>
     <w:p>
       <w:pPr>
+        <w:ind w:left="360"/>
+      </w:pPr>
+      <w:r>
+        <w:drawing>
+          <wp:inline distT="0" distB="0" distL="0" distR="0" wp14:anchorId="08A6240E" wp14:editId="6F133A07">
+            <wp:extent cx="4001058" cy="1581371"/>
+            <wp:effectExtent l="0" t="0" r="0" b="0"/>
+            <wp:docPr id="37" name="Picture 37"/>
+            <wp:cNvGraphicFramePr>
+              <a:graphicFrameLocks xmlns:a="http://schemas.openxmlformats.org/drawingml/2006/main" noChangeAspect="1"/>
+            </wp:cNvGraphicFramePr>
+            <a:graphic xmlns:a="http://schemas.openxmlformats.org/drawingml/2006/main">
+              <a:graphicData uri="http://schemas.openxmlformats.org/drawingml/2006/picture">
+                <pic:pic xmlns:pic="http://schemas.openxmlformats.org/drawingml/2006/picture">
+                  <pic:nvPicPr>
+                    <pic:cNvPr id="1" name=""/>
+                    <pic:cNvPicPr/>
+                  </pic:nvPicPr>
+                  <pic:blipFill>
+                    <a:blip r:embed="rId42"/>
+                    <a:stretch>
+                      <a:fillRect/>
+                    </a:stretch>
+                  </pic:blipFill>
+                  <pic:spPr>
+                    <a:xfrm>
+                      <a:off x="0" y="0"/>
+                      <a:ext cx="4001058" cy="1581371"/>
+                    </a:xfrm>
+                    <a:prstGeom prst="rect">
+                      <a:avLst/>
+                    </a:prstGeom>
+                  </pic:spPr>
+                </pic:pic>
+              </a:graphicData>
+            </a:graphic>
+          </wp:inline>
+        </w:drawing>
+      </w:r>
+    </w:p>
+    <w:p>
+      <w:pPr>
         <w:numPr>
           <w:ilvl w:val="0"/>
           <w:numId w:val="8"/>
@@ -2388,6 +2799,48 @@
     </w:p>
     <w:p>
       <w:pPr>
+        <w:ind w:left="360"/>
+      </w:pPr>
+      <w:r>
+        <w:drawing>
+          <wp:inline distT="0" distB="0" distL="0" distR="0" wp14:anchorId="7244EB99" wp14:editId="38EAE4D2">
+            <wp:extent cx="5125165" cy="1524213"/>
+            <wp:effectExtent l="0" t="0" r="0" b="0"/>
+            <wp:docPr id="38" name="Picture 38"/>
+            <wp:cNvGraphicFramePr>
+              <a:graphicFrameLocks xmlns:a="http://schemas.openxmlformats.org/drawingml/2006/main" noChangeAspect="1"/>
+            </wp:cNvGraphicFramePr>
+            <a:graphic xmlns:a="http://schemas.openxmlformats.org/drawingml/2006/main">
+              <a:graphicData uri="http://schemas.openxmlformats.org/drawingml/2006/picture">
+                <pic:pic xmlns:pic="http://schemas.openxmlformats.org/drawingml/2006/picture">
+                  <pic:nvPicPr>
+                    <pic:cNvPr id="1" name=""/>
+                    <pic:cNvPicPr/>
+                  </pic:nvPicPr>
+                  <pic:blipFill>
+                    <a:blip r:embed="rId43"/>
+                    <a:stretch>
+                      <a:fillRect/>
+                    </a:stretch>
+                  </pic:blipFill>
+                  <pic:spPr>
+                    <a:xfrm>
+                      <a:off x="0" y="0"/>
+                      <a:ext cx="5125165" cy="1524213"/>
+                    </a:xfrm>
+                    <a:prstGeom prst="rect">
+                      <a:avLst/>
+                    </a:prstGeom>
+                  </pic:spPr>
+                </pic:pic>
+              </a:graphicData>
+            </a:graphic>
+          </wp:inline>
+        </w:drawing>
+      </w:r>
+    </w:p>
+    <w:p>
+      <w:pPr>
         <w:numPr>
           <w:ilvl w:val="0"/>
           <w:numId w:val="8"/>
@@ -2398,12 +2851,53 @@
       </w:r>
     </w:p>
     <w:p>
-      <w:pPr>
-        <w:rPr>
-          <w:b/>
-          <w:bCs/>
-        </w:rPr>
-      </w:pPr>
+      <w:r>
+        <w:drawing>
+          <wp:inline distT="0" distB="0" distL="0" distR="0" wp14:anchorId="32DBE1DC" wp14:editId="79E55D5C">
+            <wp:extent cx="5182323" cy="1514686"/>
+            <wp:effectExtent l="0" t="0" r="0" b="9525"/>
+            <wp:docPr id="39" name="Picture 39"/>
+            <wp:cNvGraphicFramePr>
+              <a:graphicFrameLocks xmlns:a="http://schemas.openxmlformats.org/drawingml/2006/main" noChangeAspect="1"/>
+            </wp:cNvGraphicFramePr>
+            <a:graphic xmlns:a="http://schemas.openxmlformats.org/drawingml/2006/main">
+              <a:graphicData uri="http://schemas.openxmlformats.org/drawingml/2006/picture">
+                <pic:pic xmlns:pic="http://schemas.openxmlformats.org/drawingml/2006/picture">
+                  <pic:nvPicPr>
+                    <pic:cNvPr id="1" name=""/>
+                    <pic:cNvPicPr/>
+                  </pic:nvPicPr>
+                  <pic:blipFill>
+                    <a:blip r:embed="rId44"/>
+                    <a:stretch>
+                      <a:fillRect/>
+                    </a:stretch>
+                  </pic:blipFill>
+                  <pic:spPr>
+                    <a:xfrm>
+                      <a:off x="0" y="0"/>
+                      <a:ext cx="5182323" cy="1514686"/>
+                    </a:xfrm>
+                    <a:prstGeom prst="rect">
+                      <a:avLst/>
+                    </a:prstGeom>
+                  </pic:spPr>
+                </pic:pic>
+              </a:graphicData>
+            </a:graphic>
+          </wp:inline>
+        </w:drawing>
+      </w:r>
+    </w:p>
+    <w:p>
+      <w:pPr>
+        <w:rPr>
+          <w:b/>
+          <w:bCs/>
+        </w:rPr>
+      </w:pPr>
+      <w:bookmarkStart w:id="0" w:name="_GoBack"/>
+      <w:bookmarkEnd w:id="0"/>
     </w:p>
     <w:sectPr>
       <w:pgSz w:w="11906" w:h="16838"/>
@@ -4112,7 +4606,7 @@
 </file>
 
 <file path=customXml/itemProps1.xml><?xml version="1.0" encoding="utf-8"?>
-<ds:datastoreItem xmlns:ds="http://schemas.openxmlformats.org/officeDocument/2006/customXml" ds:itemID="{D59C3BEF-6DB5-461C-93D1-18287BE0D733}">
+<ds:datastoreItem xmlns:ds="http://schemas.openxmlformats.org/officeDocument/2006/customXml" ds:itemID="{A45BA8BF-8C3C-4439-A434-0F9FAEA4E50C}">
   <ds:schemaRefs>
     <ds:schemaRef ds:uri="http://schemas.openxmlformats.org/officeDocument/2006/bibliography"/>
   </ds:schemaRefs>
